--- a/PE_ON_1_PE_ComicBook/de2new.docx
+++ b/PE_ON_1_PE_ComicBook/de2new.docx
@@ -1472,14 +1472,6 @@
         </w:rPr>
         <w:t xml:space="preserve"> where the comic book’s age is 10 years or older.</w:t>
       </w:r>
-      <w:r>
-        <w:rPr>
-          <w:rFonts w:ascii="Times New Roman" w:eastAsia="Times New Roman" w:hAnsi="Times New Roman" w:cs="Times New Roman"/>
-          <w:kern w:val="0"/>
-          <w14:ligatures w14:val="none"/>
-        </w:rPr>
-        <w:t xml:space="preserve"> </w:t>
-      </w:r>
     </w:p>
     <w:p>
       <w:pPr>
@@ -1500,6 +1492,36 @@
           <w:kern w:val="0"/>
           <w14:ligatures w14:val="none"/>
         </w:rPr>
+        <w:t>Write a method to display the list of comic books grouped by country of origin</w:t>
+      </w:r>
+      <w:r>
+        <w:rPr>
+          <w:rFonts w:ascii="Times New Roman" w:eastAsia="Times New Roman" w:hAnsi="Times New Roman" w:cs="Times New Roman"/>
+          <w:kern w:val="0"/>
+          <w14:ligatures w14:val="none"/>
+        </w:rPr>
+        <w:t xml:space="preserve"> </w:t>
+      </w:r>
+    </w:p>
+    <w:p>
+      <w:pPr>
+        <w:numPr>
+          <w:ilvl w:val="1"/>
+          <w:numId w:val="1"/>
+        </w:numPr>
+        <w:spacing w:before="100" w:beforeAutospacing="1" w:after="100" w:afterAutospacing="1" w:line="276" w:lineRule="auto"/>
+        <w:rPr>
+          <w:rFonts w:ascii="Times New Roman" w:eastAsia="Times New Roman" w:hAnsi="Times New Roman" w:cs="Times New Roman"/>
+          <w:kern w:val="0"/>
+          <w14:ligatures w14:val="none"/>
+        </w:rPr>
+      </w:pPr>
+      <w:r>
+        <w:rPr>
+          <w:rFonts w:ascii="Times New Roman" w:eastAsia="Times New Roman" w:hAnsi="Times New Roman" w:cs="Times New Roman"/>
+          <w:kern w:val="0"/>
+          <w14:ligatures w14:val="none"/>
+        </w:rPr>
         <w:t xml:space="preserve">Export comic book information to a </w:t>
       </w:r>
       <w:proofErr w:type="spellStart"/>
@@ -1872,7 +1894,7 @@
           <w:kern w:val="0"/>
           <w14:ligatures w14:val="none"/>
         </w:rPr>
-        <w:t>7</w:t>
+        <w:t xml:space="preserve">7. </w:t>
       </w:r>
       <w:r>
         <w:rPr>
@@ -1880,6 +1902,32 @@
           <w:kern w:val="0"/>
           <w14:ligatures w14:val="none"/>
         </w:rPr>
+        <w:t>Group Comic Books by Country of Origin</w:t>
+      </w:r>
+    </w:p>
+    <w:p>
+      <w:pPr>
+        <w:spacing w:before="100" w:beforeAutospacing="1" w:after="100" w:afterAutospacing="1"/>
+        <w:rPr>
+          <w:rFonts w:ascii="Consolas" w:eastAsia="Times New Roman" w:hAnsi="Consolas" w:cs="Consolas"/>
+          <w:kern w:val="0"/>
+          <w14:ligatures w14:val="none"/>
+        </w:rPr>
+      </w:pPr>
+      <w:r>
+        <w:rPr>
+          <w:rFonts w:ascii="Consolas" w:eastAsia="Times New Roman" w:hAnsi="Consolas" w:cs="Consolas"/>
+          <w:kern w:val="0"/>
+          <w14:ligatures w14:val="none"/>
+        </w:rPr>
+        <w:t>8</w:t>
+      </w:r>
+      <w:r>
+        <w:rPr>
+          <w:rFonts w:ascii="Consolas" w:eastAsia="Times New Roman" w:hAnsi="Consolas" w:cs="Consolas"/>
+          <w:kern w:val="0"/>
+          <w14:ligatures w14:val="none"/>
+        </w:rPr>
         <w:t>. Export to</w:t>
       </w:r>
       <w:r>
@@ -1932,7 +1980,7 @@
           <w:kern w:val="0"/>
           <w14:ligatures w14:val="none"/>
         </w:rPr>
-        <w:t>8</w:t>
+        <w:t>9</w:t>
       </w:r>
       <w:r>
         <w:rPr>
@@ -2167,6 +2215,7 @@
           <w:kern w:val="0"/>
           <w14:ligatures w14:val="none"/>
         </w:rPr>
+        <w:lastRenderedPageBreak/>
         <w:t>Display all comic books.</w:t>
       </w:r>
     </w:p>
@@ -2213,7 +2262,6 @@
           <w:kern w:val="0"/>
           <w14:ligatures w14:val="none"/>
         </w:rPr>
-        <w:lastRenderedPageBreak/>
         <w:t xml:space="preserve">Program Design </w:t>
       </w:r>
       <w:r>
@@ -2444,7 +2492,33 @@
           <w:kern w:val="0"/>
           <w14:ligatures w14:val="none"/>
         </w:rPr>
-        <w:t xml:space="preserve"> class to handle user interactions and display information.</w:t>
+        <w:t xml:space="preserve"> class to handle user interactions and display information</w:t>
+      </w:r>
+      <w:r>
+        <w:rPr>
+          <w:rFonts w:ascii="Times New Roman" w:eastAsia="Times New Roman" w:hAnsi="Times New Roman" w:cs="Times New Roman"/>
+          <w:kern w:val="0"/>
+          <w14:ligatures w14:val="none"/>
+        </w:rPr>
+        <w:t xml:space="preserve"> and Menu class </w:t>
+      </w:r>
+      <w:proofErr w:type="spellStart"/>
+      <w:r>
+        <w:rPr>
+          <w:rFonts w:ascii="Times New Roman" w:eastAsia="Times New Roman" w:hAnsi="Times New Roman" w:cs="Times New Roman"/>
+          <w:kern w:val="0"/>
+          <w14:ligatures w14:val="none"/>
+        </w:rPr>
+        <w:t>abtract</w:t>
+      </w:r>
+      <w:proofErr w:type="spellEnd"/>
+      <w:r>
+        <w:rPr>
+          <w:rFonts w:ascii="Times New Roman" w:eastAsia="Times New Roman" w:hAnsi="Times New Roman" w:cs="Times New Roman"/>
+          <w:kern w:val="0"/>
+          <w14:ligatures w14:val="none"/>
+        </w:rPr>
+        <w:t>.</w:t>
       </w:r>
     </w:p>
     <w:p>
